--- a/02-Planning-and-Control/Proposal/Planning-Documents/Version-History/v3.0-Refinements/21. Quality Assurance Plan v3.docx
+++ b/02-Planning-and-Control/Proposal/Planning-Documents/Version-History/v3.0-Refinements/21. Quality Assurance Plan v3.docx
@@ -345,19 +345,7 @@
                 <w:szCs w:val="24"/>
               </w:rPr>
             </w:pPr>
-          </w:p>
-        </w:tc>
-        <w:tc>
-          <w:tcPr>
-            <w:tcW w:w="1350" w:type="dxa"/>
-            <w:tcMar>
-              <w:left w:w="90" w:type="dxa"/>
-              <w:right w:w="90" w:type="dxa"/>
-            </w:tcMar>
-            <w:vAlign w:val="top"/>
-          </w:tcPr>
-          <w:p>
-            <w:pPr>
+            <w:r>
               <w:rPr>
                 <w:rFonts w:ascii="Aptos" w:hAnsi="Aptos" w:eastAsia="Aptos" w:cs="Aptos"/>
                 <w:b w:val="0"/>
@@ -369,9 +357,23 @@
                 <w:color w:val="000000" w:themeColor="text1" w:themeTint="FF" w:themeShade="FF"/>
                 <w:sz w:val="24"/>
                 <w:szCs w:val="24"/>
-              </w:rPr>
-            </w:pPr>
-            <w:r>
+                <w:lang w:val="en-US"/>
+              </w:rPr>
+              <w:t>06/04</w:t>
+            </w:r>
+          </w:p>
+        </w:tc>
+        <w:tc>
+          <w:tcPr>
+            <w:tcW w:w="1350" w:type="dxa"/>
+            <w:tcMar>
+              <w:left w:w="90" w:type="dxa"/>
+              <w:right w:w="90" w:type="dxa"/>
+            </w:tcMar>
+            <w:vAlign w:val="top"/>
+          </w:tcPr>
+          <w:p>
+            <w:pPr>
               <w:rPr>
                 <w:rFonts w:ascii="Aptos" w:hAnsi="Aptos" w:eastAsia="Aptos" w:cs="Aptos"/>
                 <w:b w:val="0"/>
@@ -383,23 +385,9 @@
                 <w:color w:val="000000" w:themeColor="text1" w:themeTint="FF" w:themeShade="FF"/>
                 <w:sz w:val="24"/>
                 <w:szCs w:val="24"/>
-                <w:lang w:val="en-NZ"/>
-              </w:rPr>
-              <w:t xml:space="preserve">1 </w:t>
-            </w:r>
-          </w:p>
-        </w:tc>
-        <w:tc>
-          <w:tcPr>
-            <w:tcW w:w="1440" w:type="dxa"/>
-            <w:tcMar>
-              <w:left w:w="90" w:type="dxa"/>
-              <w:right w:w="90" w:type="dxa"/>
-            </w:tcMar>
-            <w:vAlign w:val="top"/>
-          </w:tcPr>
-          <w:p>
-            <w:pPr>
+              </w:rPr>
+            </w:pPr>
+            <w:r>
               <w:rPr>
                 <w:rFonts w:ascii="Aptos" w:hAnsi="Aptos" w:eastAsia="Aptos" w:cs="Aptos"/>
                 <w:b w:val="0"/>
@@ -411,9 +399,23 @@
                 <w:color w:val="000000" w:themeColor="text1" w:themeTint="FF" w:themeShade="FF"/>
                 <w:sz w:val="24"/>
                 <w:szCs w:val="24"/>
-              </w:rPr>
-            </w:pPr>
-            <w:r>
+                <w:lang w:val="en-NZ"/>
+              </w:rPr>
+              <w:t xml:space="preserve">1 </w:t>
+            </w:r>
+          </w:p>
+        </w:tc>
+        <w:tc>
+          <w:tcPr>
+            <w:tcW w:w="1440" w:type="dxa"/>
+            <w:tcMar>
+              <w:left w:w="90" w:type="dxa"/>
+              <w:right w:w="90" w:type="dxa"/>
+            </w:tcMar>
+            <w:vAlign w:val="top"/>
+          </w:tcPr>
+          <w:p>
+            <w:pPr>
               <w:rPr>
                 <w:rFonts w:ascii="Aptos" w:hAnsi="Aptos" w:eastAsia="Aptos" w:cs="Aptos"/>
                 <w:b w:val="0"/>
@@ -425,26 +427,9 @@
                 <w:color w:val="000000" w:themeColor="text1" w:themeTint="FF" w:themeShade="FF"/>
                 <w:sz w:val="24"/>
                 <w:szCs w:val="24"/>
-                <w:lang w:val="en-NZ"/>
-              </w:rPr>
-              <w:t xml:space="preserve">Larissa </w:t>
-            </w:r>
-          </w:p>
-        </w:tc>
-        <w:tc>
-          <w:tcPr>
-            <w:tcW w:w="4890" w:type="dxa"/>
-            <w:tcBorders>
-              <w:right w:val="single" w:sz="6"/>
-            </w:tcBorders>
-            <w:tcMar>
-              <w:left w:w="90" w:type="dxa"/>
-              <w:right w:w="90" w:type="dxa"/>
-            </w:tcMar>
-            <w:vAlign w:val="top"/>
-          </w:tcPr>
-          <w:p>
-            <w:pPr>
+              </w:rPr>
+            </w:pPr>
+            <w:r>
               <w:rPr>
                 <w:rFonts w:ascii="Aptos" w:hAnsi="Aptos" w:eastAsia="Aptos" w:cs="Aptos"/>
                 <w:b w:val="0"/>
@@ -456,9 +441,26 @@
                 <w:color w:val="000000" w:themeColor="text1" w:themeTint="FF" w:themeShade="FF"/>
                 <w:sz w:val="24"/>
                 <w:szCs w:val="24"/>
-              </w:rPr>
-            </w:pPr>
-            <w:r>
+                <w:lang w:val="en-NZ"/>
+              </w:rPr>
+              <w:t xml:space="preserve">Larissa </w:t>
+            </w:r>
+          </w:p>
+        </w:tc>
+        <w:tc>
+          <w:tcPr>
+            <w:tcW w:w="4890" w:type="dxa"/>
+            <w:tcBorders>
+              <w:right w:val="single" w:sz="6"/>
+            </w:tcBorders>
+            <w:tcMar>
+              <w:left w:w="90" w:type="dxa"/>
+              <w:right w:w="90" w:type="dxa"/>
+            </w:tcMar>
+            <w:vAlign w:val="top"/>
+          </w:tcPr>
+          <w:p>
+            <w:pPr>
               <w:rPr>
                 <w:rFonts w:ascii="Aptos" w:hAnsi="Aptos" w:eastAsia="Aptos" w:cs="Aptos"/>
                 <w:b w:val="0"/>
@@ -470,31 +472,9 @@
                 <w:color w:val="000000" w:themeColor="text1" w:themeTint="FF" w:themeShade="FF"/>
                 <w:sz w:val="24"/>
                 <w:szCs w:val="24"/>
-                <w:lang w:val="en-NZ"/>
-              </w:rPr>
-              <w:t>Initial QA plan established. Phases, specifics, tools, environment, metrics, QC, checklists, review points, and quality attributes are added.</w:t>
-            </w:r>
-          </w:p>
-        </w:tc>
-      </w:tr>
-      <w:tr>
-        <w:trPr>
-          <w:trHeight w:val="300"/>
-        </w:trPr>
-        <w:tc>
-          <w:tcPr>
-            <w:tcW w:w="1305" w:type="dxa"/>
-            <w:tcBorders>
-              <w:left w:val="single" w:sz="6"/>
-            </w:tcBorders>
-            <w:tcMar>
-              <w:left w:w="90" w:type="dxa"/>
-              <w:right w:w="90" w:type="dxa"/>
-            </w:tcMar>
-            <w:vAlign w:val="top"/>
-          </w:tcPr>
-          <w:p>
-            <w:pPr>
+              </w:rPr>
+            </w:pPr>
+            <w:r>
               <w:rPr>
                 <w:rFonts w:ascii="Aptos" w:hAnsi="Aptos" w:eastAsia="Aptos" w:cs="Aptos"/>
                 <w:b w:val="0"/>
@@ -506,13 +486,23 @@
                 <w:color w:val="000000" w:themeColor="text1" w:themeTint="FF" w:themeShade="FF"/>
                 <w:sz w:val="24"/>
                 <w:szCs w:val="24"/>
-              </w:rPr>
-            </w:pPr>
-          </w:p>
-        </w:tc>
-        <w:tc>
-          <w:tcPr>
-            <w:tcW w:w="1350" w:type="dxa"/>
+                <w:lang w:val="en-NZ"/>
+              </w:rPr>
+              <w:t>Initial QA plan established. Phases, specifics, tools, environment, metrics, QC, checklists, review points, and quality attributes are added.</w:t>
+            </w:r>
+          </w:p>
+        </w:tc>
+      </w:tr>
+      <w:tr>
+        <w:trPr>
+          <w:trHeight w:val="300"/>
+        </w:trPr>
+        <w:tc>
+          <w:tcPr>
+            <w:tcW w:w="1305" w:type="dxa"/>
+            <w:tcBorders>
+              <w:left w:val="single" w:sz="6"/>
+            </w:tcBorders>
             <w:tcMar>
               <w:left w:w="90" w:type="dxa"/>
               <w:right w:w="90" w:type="dxa"/>
@@ -546,15 +536,15 @@
                 <w:color w:val="000000" w:themeColor="text1" w:themeTint="FF" w:themeShade="FF"/>
                 <w:sz w:val="24"/>
                 <w:szCs w:val="24"/>
-                <w:lang w:val="en-NZ"/>
-              </w:rPr>
-              <w:t>2</w:t>
-            </w:r>
-          </w:p>
-        </w:tc>
-        <w:tc>
-          <w:tcPr>
-            <w:tcW w:w="1440" w:type="dxa"/>
+                <w:lang w:val="en-US"/>
+              </w:rPr>
+              <w:t>27/05</w:t>
+            </w:r>
+          </w:p>
+        </w:tc>
+        <w:tc>
+          <w:tcPr>
+            <w:tcW w:w="1350" w:type="dxa"/>
             <w:tcMar>
               <w:left w:w="90" w:type="dxa"/>
               <w:right w:w="90" w:type="dxa"/>
@@ -590,16 +580,13 @@
                 <w:szCs w:val="24"/>
                 <w:lang w:val="en-NZ"/>
               </w:rPr>
-              <w:t>Larissa</w:t>
-            </w:r>
-          </w:p>
-        </w:tc>
-        <w:tc>
-          <w:tcPr>
-            <w:tcW w:w="4890" w:type="dxa"/>
-            <w:tcBorders>
-              <w:right w:val="single" w:sz="6"/>
-            </w:tcBorders>
+              <w:t>2</w:t>
+            </w:r>
+          </w:p>
+        </w:tc>
+        <w:tc>
+          <w:tcPr>
+            <w:tcW w:w="1440" w:type="dxa"/>
             <w:tcMar>
               <w:left w:w="90" w:type="dxa"/>
               <w:right w:w="90" w:type="dxa"/>
@@ -635,20 +622,15 @@
                 <w:szCs w:val="24"/>
                 <w:lang w:val="en-NZ"/>
               </w:rPr>
-              <w:t>Added introduction paragraph to detail alignment with STLC, edited phase terminology from Evalutation Test, narrowed to D-ITG only, removed unnecessary checklists and templates, removed explicit scenario matrix, added checkpoints.</w:t>
-            </w:r>
-          </w:p>
-        </w:tc>
-      </w:tr>
-      <w:tr>
-        <w:trPr>
-          <w:trHeight w:val="300"/>
-        </w:trPr>
-        <w:tc>
-          <w:tcPr>
-            <w:tcW w:w="1305" w:type="dxa"/>
+              <w:t>Larissa &amp; Zafar</w:t>
+            </w:r>
+          </w:p>
+        </w:tc>
+        <w:tc>
+          <w:tcPr>
+            <w:tcW w:w="4890" w:type="dxa"/>
             <w:tcBorders>
-              <w:left w:val="single" w:sz="6"/>
+              <w:right w:val="single" w:sz="6"/>
             </w:tcBorders>
             <w:tcMar>
               <w:left w:w="90" w:type="dxa"/>
@@ -658,6 +640,9 @@
           </w:tcPr>
           <w:p>
             <w:pPr>
+              <w:spacing w:before="0" w:beforeAutospacing="off" w:after="0" w:afterAutospacing="off" w:line="240" w:lineRule="auto"/>
+              <w:ind w:left="0" w:right="0"/>
+              <w:jc w:val="left"/>
               <w:rPr>
                 <w:rFonts w:ascii="Aptos" w:hAnsi="Aptos" w:eastAsia="Aptos" w:cs="Aptos"/>
                 <w:b w:val="0"/>
@@ -671,19 +656,7 @@
                 <w:szCs w:val="24"/>
               </w:rPr>
             </w:pPr>
-          </w:p>
-        </w:tc>
-        <w:tc>
-          <w:tcPr>
-            <w:tcW w:w="1350" w:type="dxa"/>
-            <w:tcMar>
-              <w:left w:w="90" w:type="dxa"/>
-              <w:right w:w="90" w:type="dxa"/>
-            </w:tcMar>
-            <w:vAlign w:val="top"/>
-          </w:tcPr>
-          <w:p>
-            <w:pPr>
+            <w:r>
               <w:rPr>
                 <w:rFonts w:ascii="Aptos" w:hAnsi="Aptos" w:eastAsia="Aptos" w:cs="Aptos"/>
                 <w:b w:val="0"/>
@@ -695,9 +668,31 @@
                 <w:color w:val="000000" w:themeColor="text1" w:themeTint="FF" w:themeShade="FF"/>
                 <w:sz w:val="24"/>
                 <w:szCs w:val="24"/>
-              </w:rPr>
-            </w:pPr>
-            <w:r>
+                <w:lang w:val="en-NZ"/>
+              </w:rPr>
+              <w:t>Added introduction paragraph to detail alignment with STLC, edited phase terminology from Evaluation to Test, narrowed to D-ITG only, removed unnecessary checklists and templates, removed explicit scenario matrix, added checkpoints. New comprehensive outline added to the walkthrough procedures.</w:t>
+            </w:r>
+          </w:p>
+        </w:tc>
+      </w:tr>
+      <w:tr>
+        <w:trPr>
+          <w:trHeight w:val="300"/>
+        </w:trPr>
+        <w:tc>
+          <w:tcPr>
+            <w:tcW w:w="1305" w:type="dxa"/>
+            <w:tcBorders>
+              <w:left w:val="single" w:sz="6"/>
+            </w:tcBorders>
+            <w:tcMar>
+              <w:left w:w="90" w:type="dxa"/>
+              <w:right w:w="90" w:type="dxa"/>
+            </w:tcMar>
+            <w:vAlign w:val="top"/>
+          </w:tcPr>
+          <w:p>
+            <w:pPr>
               <w:rPr>
                 <w:rFonts w:ascii="Aptos" w:hAnsi="Aptos" w:eastAsia="Aptos" w:cs="Aptos"/>
                 <w:b w:val="0"/>
@@ -709,23 +704,9 @@
                 <w:color w:val="000000" w:themeColor="text1" w:themeTint="FF" w:themeShade="FF"/>
                 <w:sz w:val="24"/>
                 <w:szCs w:val="24"/>
-                <w:lang w:val="en-NZ"/>
-              </w:rPr>
-              <w:t>3</w:t>
-            </w:r>
-          </w:p>
-        </w:tc>
-        <w:tc>
-          <w:tcPr>
-            <w:tcW w:w="1440" w:type="dxa"/>
-            <w:tcMar>
-              <w:left w:w="90" w:type="dxa"/>
-              <w:right w:w="90" w:type="dxa"/>
-            </w:tcMar>
-            <w:vAlign w:val="top"/>
-          </w:tcPr>
-          <w:p>
-            <w:pPr>
+              </w:rPr>
+            </w:pPr>
+            <w:r>
               <w:rPr>
                 <w:rFonts w:ascii="Aptos" w:hAnsi="Aptos" w:eastAsia="Aptos" w:cs="Aptos"/>
                 <w:b w:val="0"/>
@@ -737,9 +718,23 @@
                 <w:color w:val="000000" w:themeColor="text1" w:themeTint="FF" w:themeShade="FF"/>
                 <w:sz w:val="24"/>
                 <w:szCs w:val="24"/>
-              </w:rPr>
-            </w:pPr>
-            <w:r>
+                <w:lang w:val="en-US"/>
+              </w:rPr>
+              <w:t>10/06</w:t>
+            </w:r>
+          </w:p>
+        </w:tc>
+        <w:tc>
+          <w:tcPr>
+            <w:tcW w:w="1350" w:type="dxa"/>
+            <w:tcMar>
+              <w:left w:w="90" w:type="dxa"/>
+              <w:right w:w="90" w:type="dxa"/>
+            </w:tcMar>
+            <w:vAlign w:val="top"/>
+          </w:tcPr>
+          <w:p>
+            <w:pPr>
               <w:rPr>
                 <w:rFonts w:ascii="Aptos" w:hAnsi="Aptos" w:eastAsia="Aptos" w:cs="Aptos"/>
                 <w:b w:val="0"/>
@@ -751,29 +746,9 @@
                 <w:color w:val="000000" w:themeColor="text1" w:themeTint="FF" w:themeShade="FF"/>
                 <w:sz w:val="24"/>
                 <w:szCs w:val="24"/>
-                <w:lang w:val="en-NZ"/>
-              </w:rPr>
-              <w:t>Zafar</w:t>
-            </w:r>
-          </w:p>
-        </w:tc>
-        <w:tc>
-          <w:tcPr>
-            <w:tcW w:w="4890" w:type="dxa"/>
-            <w:tcBorders>
-              <w:right w:val="single" w:sz="6"/>
-            </w:tcBorders>
-            <w:tcMar>
-              <w:left w:w="90" w:type="dxa"/>
-              <w:right w:w="90" w:type="dxa"/>
-            </w:tcMar>
-            <w:vAlign w:val="top"/>
-          </w:tcPr>
-          <w:p>
-            <w:pPr>
-              <w:spacing w:before="0" w:beforeAutospacing="off" w:after="0" w:afterAutospacing="off" w:line="240" w:lineRule="auto"/>
-              <w:ind w:left="0" w:right="0"/>
-              <w:jc w:val="left"/>
+              </w:rPr>
+            </w:pPr>
+            <w:r>
               <w:rPr>
                 <w:rFonts w:ascii="Aptos" w:hAnsi="Aptos" w:eastAsia="Aptos" w:cs="Aptos"/>
                 <w:b w:val="0"/>
@@ -785,9 +760,23 @@
                 <w:color w:val="000000" w:themeColor="text1" w:themeTint="FF" w:themeShade="FF"/>
                 <w:sz w:val="24"/>
                 <w:szCs w:val="24"/>
-              </w:rPr>
-            </w:pPr>
-            <w:r>
+                <w:lang w:val="en-NZ"/>
+              </w:rPr>
+              <w:t>3</w:t>
+            </w:r>
+          </w:p>
+        </w:tc>
+        <w:tc>
+          <w:tcPr>
+            <w:tcW w:w="1440" w:type="dxa"/>
+            <w:tcMar>
+              <w:left w:w="90" w:type="dxa"/>
+              <w:right w:w="90" w:type="dxa"/>
+            </w:tcMar>
+            <w:vAlign w:val="top"/>
+          </w:tcPr>
+          <w:p>
+            <w:pPr>
               <w:rPr>
                 <w:rFonts w:ascii="Aptos" w:hAnsi="Aptos" w:eastAsia="Aptos" w:cs="Aptos"/>
                 <w:b w:val="0"/>
@@ -799,10 +788,8 @@
                 <w:color w:val="000000" w:themeColor="text1" w:themeTint="FF" w:themeShade="FF"/>
                 <w:sz w:val="24"/>
                 <w:szCs w:val="24"/>
-                <w:lang w:val="en-NZ"/>
-              </w:rPr>
-              <w:t>New comprehensive outline added to the walkthrough procedures.</w:t>
-            </w:r>
+              </w:rPr>
+            </w:pPr>
             <w:r>
               <w:rPr>
                 <w:rFonts w:ascii="Aptos" w:hAnsi="Aptos" w:eastAsia="Aptos" w:cs="Aptos"/>
@@ -817,21 +804,15 @@
                 <w:szCs w:val="24"/>
                 <w:lang w:val="en-NZ"/>
               </w:rPr>
-              <w:t xml:space="preserve"> </w:t>
-            </w:r>
-          </w:p>
-        </w:tc>
-      </w:tr>
-      <w:tr>
-        <w:trPr>
-          <w:trHeight w:val="300"/>
-        </w:trPr>
-        <w:tc>
-          <w:tcPr>
-            <w:tcW w:w="1305" w:type="dxa"/>
+              <w:t>Larissa</w:t>
+            </w:r>
+          </w:p>
+        </w:tc>
+        <w:tc>
+          <w:tcPr>
+            <w:tcW w:w="4890" w:type="dxa"/>
             <w:tcBorders>
-              <w:left w:val="single" w:sz="6"/>
-              <w:bottom w:val="single" w:sz="6"/>
+              <w:right w:val="single" w:sz="6"/>
             </w:tcBorders>
             <w:tcMar>
               <w:left w:w="90" w:type="dxa"/>
@@ -841,6 +822,8 @@
           </w:tcPr>
           <w:p>
             <w:pPr>
+              <w:spacing w:line="240" w:lineRule="auto"/>
+              <w:jc w:val="left"/>
               <w:rPr>
                 <w:rFonts w:ascii="Aptos" w:hAnsi="Aptos" w:eastAsia="Aptos" w:cs="Aptos"/>
                 <w:b w:val="0"/>
@@ -854,22 +837,7 @@
                 <w:szCs w:val="24"/>
               </w:rPr>
             </w:pPr>
-          </w:p>
-        </w:tc>
-        <w:tc>
-          <w:tcPr>
-            <w:tcW w:w="1350" w:type="dxa"/>
-            <w:tcBorders>
-              <w:bottom w:val="single" w:sz="6"/>
-            </w:tcBorders>
-            <w:tcMar>
-              <w:left w:w="90" w:type="dxa"/>
-              <w:right w:w="90" w:type="dxa"/>
-            </w:tcMar>
-            <w:vAlign w:val="top"/>
-          </w:tcPr>
-          <w:p>
-            <w:pPr>
+            <w:r>
               <w:rPr>
                 <w:rFonts w:ascii="Aptos" w:hAnsi="Aptos" w:eastAsia="Aptos" w:cs="Aptos"/>
                 <w:b w:val="0"/>
@@ -881,211 +849,20 @@
                 <w:color w:val="000000" w:themeColor="text1" w:themeTint="FF" w:themeShade="FF"/>
                 <w:sz w:val="24"/>
                 <w:szCs w:val="24"/>
-                <w:lang w:val="en-NZ"/>
-              </w:rPr>
-            </w:pPr>
-            <w:r>
-              <w:rPr>
-                <w:rFonts w:ascii="Aptos" w:hAnsi="Aptos" w:eastAsia="Aptos" w:cs="Aptos"/>
-                <w:b w:val="0"/>
-                <w:bCs w:val="0"/>
-                <w:i w:val="0"/>
-                <w:iCs w:val="0"/>
-                <w:caps w:val="0"/>
-                <w:smallCaps w:val="0"/>
-                <w:color w:val="000000" w:themeColor="text1" w:themeTint="FF" w:themeShade="FF"/>
-                <w:sz w:val="24"/>
-                <w:szCs w:val="24"/>
-                <w:lang w:val="en-NZ"/>
-              </w:rPr>
-              <w:t>3</w:t>
-            </w:r>
-          </w:p>
-        </w:tc>
-        <w:tc>
-          <w:tcPr>
-            <w:tcW w:w="1440" w:type="dxa"/>
-            <w:tcBorders>
-              <w:bottom w:val="single" w:sz="6"/>
-            </w:tcBorders>
-            <w:tcMar>
-              <w:left w:w="90" w:type="dxa"/>
-              <w:right w:w="90" w:type="dxa"/>
-            </w:tcMar>
-            <w:vAlign w:val="top"/>
-          </w:tcPr>
-          <w:p>
-            <w:pPr>
-              <w:rPr>
-                <w:rFonts w:ascii="Aptos" w:hAnsi="Aptos" w:eastAsia="Aptos" w:cs="Aptos"/>
-                <w:b w:val="0"/>
-                <w:bCs w:val="0"/>
-                <w:i w:val="0"/>
-                <w:iCs w:val="0"/>
-                <w:caps w:val="0"/>
-                <w:smallCaps w:val="0"/>
-                <w:color w:val="000000" w:themeColor="text1" w:themeTint="FF" w:themeShade="FF"/>
-                <w:sz w:val="24"/>
-                <w:szCs w:val="24"/>
-              </w:rPr>
-            </w:pPr>
-            <w:r>
-              <w:rPr>
-                <w:rFonts w:ascii="Aptos" w:hAnsi="Aptos" w:eastAsia="Aptos" w:cs="Aptos"/>
-                <w:b w:val="0"/>
-                <w:bCs w:val="0"/>
-                <w:i w:val="0"/>
-                <w:iCs w:val="0"/>
-                <w:caps w:val="0"/>
-                <w:smallCaps w:val="0"/>
-                <w:color w:val="000000" w:themeColor="text1" w:themeTint="FF" w:themeShade="FF"/>
-                <w:sz w:val="24"/>
-                <w:szCs w:val="24"/>
-                <w:lang w:val="en-NZ"/>
-              </w:rPr>
-              <w:t>Larissa</w:t>
-            </w:r>
-          </w:p>
-        </w:tc>
-        <w:tc>
-          <w:tcPr>
-            <w:tcW w:w="4890" w:type="dxa"/>
-            <w:tcBorders>
-              <w:bottom w:val="single" w:sz="6"/>
-              <w:right w:val="single" w:sz="6"/>
-            </w:tcBorders>
-            <w:tcMar>
-              <w:left w:w="90" w:type="dxa"/>
-              <w:right w:w="90" w:type="dxa"/>
-            </w:tcMar>
-            <w:vAlign w:val="top"/>
-          </w:tcPr>
-          <w:p>
-            <w:pPr>
-              <w:spacing w:line="240" w:lineRule="auto"/>
-              <w:jc w:val="left"/>
-              <w:rPr>
-                <w:rFonts w:ascii="Aptos" w:hAnsi="Aptos" w:eastAsia="Aptos" w:cs="Aptos"/>
-                <w:b w:val="0"/>
-                <w:bCs w:val="0"/>
-                <w:i w:val="0"/>
-                <w:iCs w:val="0"/>
-                <w:caps w:val="0"/>
-                <w:smallCaps w:val="0"/>
-                <w:color w:val="000000" w:themeColor="text1" w:themeTint="FF" w:themeShade="FF"/>
-                <w:sz w:val="24"/>
-                <w:szCs w:val="24"/>
-              </w:rPr>
-            </w:pPr>
-            <w:r>
-              <w:rPr>
-                <w:rFonts w:ascii="Aptos" w:hAnsi="Aptos" w:eastAsia="Aptos" w:cs="Aptos"/>
-                <w:b w:val="0"/>
-                <w:bCs w:val="0"/>
-                <w:i w:val="0"/>
-                <w:iCs w:val="0"/>
-                <w:caps w:val="0"/>
-                <w:smallCaps w:val="0"/>
-                <w:color w:val="000000" w:themeColor="text1" w:themeTint="FF" w:themeShade="FF"/>
-                <w:sz w:val="24"/>
-                <w:szCs w:val="24"/>
-              </w:rPr>
-              <w:t xml:space="preserve">Removed all references to </w:t>
-            </w:r>
-            <w:r>
-              <w:rPr>
-                <w:rFonts w:ascii="Aptos" w:hAnsi="Aptos" w:eastAsia="Aptos" w:cs="Aptos"/>
-                <w:b w:val="0"/>
-                <w:bCs w:val="0"/>
-                <w:i w:val="0"/>
-                <w:iCs w:val="0"/>
-                <w:caps w:val="0"/>
-                <w:smallCaps w:val="0"/>
-                <w:color w:val="000000" w:themeColor="text1" w:themeTint="FF" w:themeShade="FF"/>
-                <w:sz w:val="24"/>
-                <w:szCs w:val="24"/>
-              </w:rPr>
-              <w:t>iPerf</w:t>
-            </w:r>
-            <w:r>
-              <w:rPr>
-                <w:rFonts w:ascii="Aptos" w:hAnsi="Aptos" w:eastAsia="Aptos" w:cs="Aptos"/>
-                <w:b w:val="0"/>
-                <w:bCs w:val="0"/>
-                <w:i w:val="0"/>
-                <w:iCs w:val="0"/>
-                <w:caps w:val="0"/>
-                <w:smallCaps w:val="0"/>
-                <w:color w:val="000000" w:themeColor="text1" w:themeTint="FF" w:themeShade="FF"/>
-                <w:sz w:val="24"/>
-                <w:szCs w:val="24"/>
-              </w:rPr>
-              <w:t xml:space="preserve">, </w:t>
-            </w:r>
-            <w:r>
-              <w:rPr>
-                <w:rFonts w:ascii="Aptos" w:hAnsi="Aptos" w:eastAsia="Aptos" w:cs="Aptos"/>
-                <w:b w:val="0"/>
-                <w:bCs w:val="0"/>
-                <w:i w:val="0"/>
-                <w:iCs w:val="0"/>
-                <w:caps w:val="0"/>
-                <w:smallCaps w:val="0"/>
-                <w:color w:val="000000" w:themeColor="text1" w:themeTint="FF" w:themeShade="FF"/>
-                <w:sz w:val="24"/>
-                <w:szCs w:val="24"/>
-              </w:rPr>
-              <w:t xml:space="preserve">simplified wording, </w:t>
-            </w:r>
-            <w:r>
-              <w:rPr>
-                <w:rFonts w:ascii="Aptos" w:hAnsi="Aptos" w:eastAsia="Aptos" w:cs="Aptos"/>
-                <w:b w:val="0"/>
-                <w:bCs w:val="0"/>
-                <w:i w:val="0"/>
-                <w:iCs w:val="0"/>
-                <w:caps w:val="0"/>
-                <w:smallCaps w:val="0"/>
-                <w:color w:val="000000" w:themeColor="text1" w:themeTint="FF" w:themeShade="FF"/>
-                <w:sz w:val="24"/>
-                <w:szCs w:val="24"/>
-              </w:rPr>
-              <w:t xml:space="preserve">added deliverables to </w:t>
-            </w:r>
-            <w:r>
-              <w:rPr>
-                <w:rFonts w:ascii="Aptos" w:hAnsi="Aptos" w:eastAsia="Aptos" w:cs="Aptos"/>
-                <w:b w:val="0"/>
-                <w:bCs w:val="0"/>
-                <w:i w:val="0"/>
-                <w:iCs w:val="0"/>
-                <w:caps w:val="0"/>
-                <w:smallCaps w:val="0"/>
-                <w:color w:val="000000" w:themeColor="text1" w:themeTint="FF" w:themeShade="FF"/>
-                <w:sz w:val="24"/>
-                <w:szCs w:val="24"/>
-              </w:rPr>
-              <w:t xml:space="preserve">test </w:t>
-            </w:r>
-            <w:r>
-              <w:rPr>
-                <w:rFonts w:ascii="Aptos" w:hAnsi="Aptos" w:eastAsia="Aptos" w:cs="Aptos"/>
-                <w:b w:val="0"/>
-                <w:bCs w:val="0"/>
-                <w:i w:val="0"/>
-                <w:iCs w:val="0"/>
-                <w:caps w:val="0"/>
-                <w:smallCaps w:val="0"/>
-                <w:color w:val="000000" w:themeColor="text1" w:themeTint="FF" w:themeShade="FF"/>
-                <w:sz w:val="24"/>
-                <w:szCs w:val="24"/>
-              </w:rPr>
-              <w:t xml:space="preserve">closure. </w:t>
+                <w:lang w:val="en-US"/>
+              </w:rPr>
+              <w:t>Removed all references to iPerf, simplified wording, added deliverables to test closure.</w:t>
             </w:r>
           </w:p>
         </w:tc>
       </w:tr>
     </w:tbl>
+    <w:p>
+      <w:pPr>
+        <w:bidi w:val="0"/>
+        <w:spacing w:line="278" w:lineRule="auto"/>
+      </w:pPr>
+    </w:p>
     <w:p>
       <w:pPr>
         <w:pStyle w:val="Normal"/>
